--- a/docs/05_ECMAScript_실습_단계별.docx
+++ b/docs/05_ECMAScript_실습_단계별.docx
@@ -11272,7 +11272,7 @@
         <w:spacing w:after="80"/>
       </w:pPr>
       <w:r>
-        <w:t>form11.js 의 validateStudent 는 검사에 실패하면 그 자리에서 alert 을 띄우고 false 를 돌려줍니다. 그래서 alert 을 화면 안 메시지로 바꾸려면 검사 함수를 열어 고쳐야 합니다. 검사와 표시는 다른 일인데 한 함수가 둘 다 하고 있습니다.</w:t>
+        <w:t>실습 4-1 에서 붙여 넣은 validateStudent 는 검사에 실패하면 그 자리에서 alert 을 띄우고 false 를 돌려줍니다. 그래서 alert 을 화면 안 메시지로 바꾸려면 검사 함수를 열어 고쳐야 합니다. 검사와 표시는 다른 일인데 한 함수가 둘 다 하고 있습니다.</w:t>
       </w:r>
     </w:p>
     <w:p>
@@ -11328,43 +11328,61 @@
           <w:color w:val="0E7A34"/>
           <w:sz w:val="17"/>
         </w:rPr>
-        <w:t>const STUDENT_NUMBER_PATTERN = /^[A-Za-z0-9]+$/;</w:t>
-      </w:r>
-    </w:p>
-    <w:p>
-      <w:pPr>
-        <w:pBdr>
-          <w:left w:val="single" w:sz="12" w:space="6" w:color="B7C3D4"/>
-        </w:pBdr>
-        <w:shd w:val="clear" w:color="auto" w:fill="F2F4F7"/>
-        <w:spacing w:line="250" w:lineRule="auto"/>
-        <w:ind w:left="180" w:right="180"/>
-      </w:pPr>
-      <w:r>
-        <w:rPr>
-          <w:rFonts w:ascii="Consolas" w:eastAsia="Consolas" w:hAnsi="Consolas" w:cs="Consolas"/>
-          <w:color w:val="0E7A34"/>
-          <w:sz w:val="17"/>
-        </w:rPr>
-        <w:t>const PHONE_PATTERN = /^[0-9-\s]+$/;</w:t>
-      </w:r>
-    </w:p>
-    <w:p>
-      <w:pPr>
-        <w:pBdr>
-          <w:left w:val="single" w:sz="12" w:space="6" w:color="B7C3D4"/>
-        </w:pBdr>
-        <w:shd w:val="clear" w:color="auto" w:fill="F2F4F7"/>
-        <w:spacing w:line="250" w:lineRule="auto"/>
-        <w:ind w:left="180" w:right="180"/>
-      </w:pPr>
-      <w:r>
-        <w:rPr>
-          <w:rFonts w:ascii="Consolas" w:eastAsia="Consolas" w:hAnsi="Consolas" w:cs="Consolas"/>
-          <w:color w:val="0E7A34"/>
-          <w:sz w:val="17"/>
-        </w:rPr>
-        <w:t>const EMAIL_PATTERN = /^[^\s@]+@[^\s@]+\.[^\s@]+$/;</w:t>
+        <w:t xml:space="preserve">/** 학번: 영문 2자 + 숫자 3자. i 플래그라 대소문자를 가리지 않는다 */</w:t>
+      </w:r>
+    </w:p>
+    <w:p>
+      <w:pPr>
+        <w:pBdr>
+          <w:left w:val="single" w:sz="12" w:space="6" w:color="B7C3D4"/>
+        </w:pBdr>
+        <w:shd w:val="clear" w:color="auto" w:fill="F2F4F7"/>
+        <w:spacing w:line="250" w:lineRule="auto"/>
+        <w:ind w:left="180" w:right="180"/>
+      </w:pPr>
+      <w:r>
+        <w:rPr>
+          <w:rFonts w:ascii="Consolas" w:eastAsia="Consolas" w:hAnsi="Consolas" w:cs="Consolas"/>
+          <w:color w:val="0E7A34"/>
+          <w:sz w:val="17"/>
+        </w:rPr>
+        <w:t xml:space="preserve">const STUDENT_NUMBER_PATTERN = /^[A-Z]{2}\d{3}$/i;</w:t>
+      </w:r>
+    </w:p>
+    <w:p>
+      <w:pPr>
+        <w:pBdr>
+          <w:left w:val="single" w:sz="12" w:space="6" w:color="B7C3D4"/>
+        </w:pBdr>
+        <w:shd w:val="clear" w:color="auto" w:fill="F2F4F7"/>
+        <w:spacing w:line="250" w:lineRule="auto"/>
+        <w:ind w:left="180" w:right="180"/>
+      </w:pPr>
+      <w:r>
+        <w:rPr>
+          <w:rFonts w:ascii="Consolas" w:eastAsia="Consolas" w:hAnsi="Consolas" w:cs="Consolas"/>
+          <w:color w:val="0E7A34"/>
+          <w:sz w:val="17"/>
+        </w:rPr>
+        <w:t xml:space="preserve">const PHONE_PATTERN = /^[0-9-\s]+$/;</w:t>
+      </w:r>
+    </w:p>
+    <w:p>
+      <w:pPr>
+        <w:pBdr>
+          <w:left w:val="single" w:sz="12" w:space="6" w:color="B7C3D4"/>
+        </w:pBdr>
+        <w:shd w:val="clear" w:color="auto" w:fill="F2F4F7"/>
+        <w:spacing w:line="250" w:lineRule="auto"/>
+        <w:ind w:left="180" w:right="180"/>
+      </w:pPr>
+      <w:r>
+        <w:rPr>
+          <w:rFonts w:ascii="Consolas" w:eastAsia="Consolas" w:hAnsi="Consolas" w:cs="Consolas"/>
+          <w:color w:val="0E7A34"/>
+          <w:sz w:val="17"/>
+        </w:rPr>
+        <w:t xml:space="preserve">const EMAIL_PATTERN = /^[^\s@]+@[^\s@]+\.[^\s@]+$/;</w:t>
       </w:r>
     </w:p>
     <w:p>
@@ -11400,7 +11418,7 @@
           <w:color w:val="0E7A34"/>
           <w:sz w:val="17"/>
         </w:rPr>
-        <w:t>export const isValidEmail = (email) =&gt; EMAIL_PATTERN.test(email);</w:t>
+        <w:t xml:space="preserve">export const isValidEmail = (email) =&gt; EMAIL_PATTERN.test(email);</w:t>
       </w:r>
     </w:p>
     <w:p>
@@ -11436,7 +11454,79 @@
           <w:color w:val="0E7A34"/>
           <w:sz w:val="17"/>
         </w:rPr>
-        <w:t>/**</w:t>
+        <w:t xml:space="preserve">/** 공백이 섞여 들어올 수 있으므로 양끝 공백을 지운 뒤 검사한다 */</w:t>
+      </w:r>
+    </w:p>
+    <w:p>
+      <w:pPr>
+        <w:pBdr>
+          <w:left w:val="single" w:sz="12" w:space="6" w:color="B7C3D4"/>
+        </w:pBdr>
+        <w:shd w:val="clear" w:color="auto" w:fill="F2F4F7"/>
+        <w:spacing w:line="250" w:lineRule="auto"/>
+        <w:ind w:left="180" w:right="180"/>
+      </w:pPr>
+      <w:r>
+        <w:rPr>
+          <w:rFonts w:ascii="Consolas" w:eastAsia="Consolas" w:hAnsi="Consolas" w:cs="Consolas"/>
+          <w:color w:val="0E7A34"/>
+          <w:sz w:val="17"/>
+        </w:rPr>
+        <w:t xml:space="preserve">export const isValidStudentNumber = (studentNumber) =&gt;</w:t>
+      </w:r>
+    </w:p>
+    <w:p>
+      <w:pPr>
+        <w:pBdr>
+          <w:left w:val="single" w:sz="12" w:space="6" w:color="B7C3D4"/>
+        </w:pBdr>
+        <w:shd w:val="clear" w:color="auto" w:fill="F2F4F7"/>
+        <w:spacing w:line="250" w:lineRule="auto"/>
+        <w:ind w:left="180" w:right="180"/>
+      </w:pPr>
+      <w:r>
+        <w:rPr>
+          <w:rFonts w:ascii="Consolas" w:eastAsia="Consolas" w:hAnsi="Consolas" w:cs="Consolas"/>
+          <w:color w:val="0E7A34"/>
+          <w:sz w:val="17"/>
+        </w:rPr>
+        <w:t xml:space="preserve">    STUDENT_NUMBER_PATTERN.test(studentNumber.trim());</w:t>
+      </w:r>
+    </w:p>
+    <w:p>
+      <w:pPr>
+        <w:pBdr>
+          <w:left w:val="single" w:sz="12" w:space="6" w:color="B7C3D4"/>
+        </w:pBdr>
+        <w:shd w:val="clear" w:color="auto" w:fill="F2F4F7"/>
+        <w:spacing w:line="250" w:lineRule="auto"/>
+        <w:ind w:left="180" w:right="180"/>
+      </w:pPr>
+      <w:r>
+        <w:rPr>
+          <w:rFonts w:ascii="Consolas" w:eastAsia="Consolas" w:hAnsi="Consolas" w:cs="Consolas"/>
+          <w:color w:val="0E7A34"/>
+          <w:sz w:val="17"/>
+        </w:rPr>
+        <w:t xml:space="preserve"> </w:t>
+      </w:r>
+    </w:p>
+    <w:p>
+      <w:pPr>
+        <w:pBdr>
+          <w:left w:val="single" w:sz="12" w:space="6" w:color="B7C3D4"/>
+        </w:pBdr>
+        <w:shd w:val="clear" w:color="auto" w:fill="F2F4F7"/>
+        <w:spacing w:line="250" w:lineRule="auto"/>
+        <w:ind w:left="180" w:right="180"/>
+      </w:pPr>
+      <w:r>
+        <w:rPr>
+          <w:rFonts w:ascii="Consolas" w:eastAsia="Consolas" w:hAnsi="Consolas" w:cs="Consolas"/>
+          <w:color w:val="0E7A34"/>
+          <w:sz w:val="17"/>
+        </w:rPr>
+        <w:t xml:space="preserve">/**</w:t>
       </w:r>
     </w:p>
     <w:p>
@@ -11508,7 +11598,7 @@
           <w:color w:val="0E7A34"/>
           <w:sz w:val="17"/>
         </w:rPr>
-        <w:t>export function validateStudent(student) {</w:t>
+        <w:t xml:space="preserve">export function validateStudent(student) {</w:t>
       </w:r>
     </w:p>
     <w:p>
@@ -11562,7 +11652,7 @@
           <w:color w:val="0E7A34"/>
           <w:sz w:val="17"/>
         </w:rPr>
-        <w:t xml:space="preserve">    const { address, phoneNumber, email } = detailRequest;</w:t>
+        <w:t xml:space="preserve">    const { phoneNumber, email } = detailRequest;</w:t>
       </w:r>
     </w:p>
     <w:p>
@@ -11616,60 +11706,6 @@
           <w:color w:val="0E7A34"/>
           <w:sz w:val="17"/>
         </w:rPr>
-        <w:t xml:space="preserve">    if (!studentNumber) return "학번을 입력해주세요.";</w:t>
-      </w:r>
-    </w:p>
-    <w:p>
-      <w:pPr>
-        <w:pBdr>
-          <w:left w:val="single" w:sz="12" w:space="6" w:color="B7C3D4"/>
-        </w:pBdr>
-        <w:shd w:val="clear" w:color="auto" w:fill="F2F4F7"/>
-        <w:spacing w:line="250" w:lineRule="auto"/>
-        <w:ind w:left="180" w:right="180"/>
-      </w:pPr>
-      <w:r>
-        <w:rPr>
-          <w:rFonts w:ascii="Consolas" w:eastAsia="Consolas" w:hAnsi="Consolas" w:cs="Consolas"/>
-          <w:color w:val="0E7A34"/>
-          <w:sz w:val="17"/>
-        </w:rPr>
-        <w:t xml:space="preserve">    if (!address) return "주소를 입력해주세요.";</w:t>
-      </w:r>
-    </w:p>
-    <w:p>
-      <w:pPr>
-        <w:pBdr>
-          <w:left w:val="single" w:sz="12" w:space="6" w:color="B7C3D4"/>
-        </w:pBdr>
-        <w:shd w:val="clear" w:color="auto" w:fill="F2F4F7"/>
-        <w:spacing w:line="250" w:lineRule="auto"/>
-        <w:ind w:left="180" w:right="180"/>
-      </w:pPr>
-      <w:r>
-        <w:rPr>
-          <w:rFonts w:ascii="Consolas" w:eastAsia="Consolas" w:hAnsi="Consolas" w:cs="Consolas"/>
-          <w:color w:val="0E7A34"/>
-          <w:sz w:val="17"/>
-        </w:rPr>
-        <w:t xml:space="preserve">    if (!phoneNumber) return "전화번호를 입력해주세요.";</w:t>
-      </w:r>
-    </w:p>
-    <w:p>
-      <w:pPr>
-        <w:pBdr>
-          <w:left w:val="single" w:sz="12" w:space="6" w:color="B7C3D4"/>
-        </w:pBdr>
-        <w:shd w:val="clear" w:color="auto" w:fill="F2F4F7"/>
-        <w:spacing w:line="250" w:lineRule="auto"/>
-        <w:ind w:left="180" w:right="180"/>
-      </w:pPr>
-      <w:r>
-        <w:rPr>
-          <w:rFonts w:ascii="Consolas" w:eastAsia="Consolas" w:hAnsi="Consolas" w:cs="Consolas"/>
-          <w:color w:val="0E7A34"/>
-          <w:sz w:val="17"/>
-        </w:rPr>
         <w:t xml:space="preserve"> </w:t>
       </w:r>
     </w:p>
@@ -11688,25 +11724,43 @@
           <w:color w:val="0E7A34"/>
           <w:sz w:val="17"/>
         </w:rPr>
-        <w:t xml:space="preserve">    if (!STUDENT_NUMBER_PATTERN.test(studentNumber)) {</w:t>
-      </w:r>
-    </w:p>
-    <w:p>
-      <w:pPr>
-        <w:pBdr>
-          <w:left w:val="single" w:sz="12" w:space="6" w:color="B7C3D4"/>
-        </w:pBdr>
-        <w:shd w:val="clear" w:color="auto" w:fill="F2F4F7"/>
-        <w:spacing w:line="250" w:lineRule="auto"/>
-        <w:ind w:left="180" w:right="180"/>
-      </w:pPr>
-      <w:r>
-        <w:rPr>
-          <w:rFonts w:ascii="Consolas" w:eastAsia="Consolas" w:hAnsi="Consolas" w:cs="Consolas"/>
-          <w:color w:val="0E7A34"/>
-          <w:sz w:val="17"/>
-        </w:rPr>
-        <w:t xml:space="preserve">        return "학번은 영문과 숫자만 입력 가능합니다.";</w:t>
+        <w:t xml:space="preserve">    // 앞의 !studentNumber 가 먼저 걸러 주므로 안쪽 trim() 이 안전하다.</w:t>
+      </w:r>
+    </w:p>
+    <w:p>
+      <w:pPr>
+        <w:pBdr>
+          <w:left w:val="single" w:sz="12" w:space="6" w:color="B7C3D4"/>
+        </w:pBdr>
+        <w:shd w:val="clear" w:color="auto" w:fill="F2F4F7"/>
+        <w:spacing w:line="250" w:lineRule="auto"/>
+        <w:ind w:left="180" w:right="180"/>
+      </w:pPr>
+      <w:r>
+        <w:rPr>
+          <w:rFonts w:ascii="Consolas" w:eastAsia="Consolas" w:hAnsi="Consolas" w:cs="Consolas"/>
+          <w:color w:val="0E7A34"/>
+          <w:sz w:val="17"/>
+        </w:rPr>
+        <w:t xml:space="preserve">    if (!studentNumber || !isValidStudentNumber(studentNumber)) {</w:t>
+      </w:r>
+    </w:p>
+    <w:p>
+      <w:pPr>
+        <w:pBdr>
+          <w:left w:val="single" w:sz="12" w:space="6" w:color="B7C3D4"/>
+        </w:pBdr>
+        <w:shd w:val="clear" w:color="auto" w:fill="F2F4F7"/>
+        <w:spacing w:line="250" w:lineRule="auto"/>
+        <w:ind w:left="180" w:right="180"/>
+      </w:pPr>
+      <w:r>
+        <w:rPr>
+          <w:rFonts w:ascii="Consolas" w:eastAsia="Consolas" w:hAnsi="Consolas" w:cs="Consolas"/>
+          <w:color w:val="0E7A34"/>
+          <w:sz w:val="17"/>
+        </w:rPr>
+        <w:t xml:space="preserve">        return "학번을 입력하지 않거나 올바른 형식이 아닙니다.";</w:t>
       </w:r>
     </w:p>
     <w:p>
@@ -11742,25 +11796,43 @@
           <w:color w:val="0E7A34"/>
           <w:sz w:val="17"/>
         </w:rPr>
-        <w:t xml:space="preserve">    if (!PHONE_PATTERN.test(phoneNumber)) {</w:t>
-      </w:r>
-    </w:p>
-    <w:p>
-      <w:pPr>
-        <w:pBdr>
-          <w:left w:val="single" w:sz="12" w:space="6" w:color="B7C3D4"/>
-        </w:pBdr>
-        <w:shd w:val="clear" w:color="auto" w:fill="F2F4F7"/>
-        <w:spacing w:line="250" w:lineRule="auto"/>
-        <w:ind w:left="180" w:right="180"/>
-      </w:pPr>
-      <w:r>
-        <w:rPr>
-          <w:rFonts w:ascii="Consolas" w:eastAsia="Consolas" w:hAnsi="Consolas" w:cs="Consolas"/>
-          <w:color w:val="0E7A34"/>
-          <w:sz w:val="17"/>
-        </w:rPr>
-        <w:t xml:space="preserve">        return "올바른 전화번호 형식이 아닙니다.";</w:t>
+        <w:t xml:space="preserve"> </w:t>
+      </w:r>
+    </w:p>
+    <w:p>
+      <w:pPr>
+        <w:pBdr>
+          <w:left w:val="single" w:sz="12" w:space="6" w:color="B7C3D4"/>
+        </w:pBdr>
+        <w:shd w:val="clear" w:color="auto" w:fill="F2F4F7"/>
+        <w:spacing w:line="250" w:lineRule="auto"/>
+        <w:ind w:left="180" w:right="180"/>
+      </w:pPr>
+      <w:r>
+        <w:rPr>
+          <w:rFonts w:ascii="Consolas" w:eastAsia="Consolas" w:hAnsi="Consolas" w:cs="Consolas"/>
+          <w:color w:val="0E7A34"/>
+          <w:sz w:val="17"/>
+        </w:rPr>
+        <w:t xml:space="preserve">    if (!phoneNumber || !PHONE_PATTERN.test(phoneNumber)) {</w:t>
+      </w:r>
+    </w:p>
+    <w:p>
+      <w:pPr>
+        <w:pBdr>
+          <w:left w:val="single" w:sz="12" w:space="6" w:color="B7C3D4"/>
+        </w:pBdr>
+        <w:shd w:val="clear" w:color="auto" w:fill="F2F4F7"/>
+        <w:spacing w:line="250" w:lineRule="auto"/>
+        <w:ind w:left="180" w:right="180"/>
+      </w:pPr>
+      <w:r>
+        <w:rPr>
+          <w:rFonts w:ascii="Consolas" w:eastAsia="Consolas" w:hAnsi="Consolas" w:cs="Consolas"/>
+          <w:color w:val="0E7A34"/>
+          <w:sz w:val="17"/>
+        </w:rPr>
+        <w:t xml:space="preserve">        return "전화번호를 입력하지 않거나 올바른 전화번호 형식이 아닙니다.";</w:t>
       </w:r>
     </w:p>
     <w:p>
@@ -11814,43 +11886,43 @@
           <w:color w:val="0E7A34"/>
           <w:sz w:val="17"/>
         </w:rPr>
-        <w:t xml:space="preserve">    // 이메일은 선택 항목이므로 입력된 경우에만 검사한다.</w:t>
-      </w:r>
-    </w:p>
-    <w:p>
-      <w:pPr>
-        <w:pBdr>
-          <w:left w:val="single" w:sz="12" w:space="6" w:color="B7C3D4"/>
-        </w:pBdr>
-        <w:shd w:val="clear" w:color="auto" w:fill="F2F4F7"/>
-        <w:spacing w:line="250" w:lineRule="auto"/>
-        <w:ind w:left="180" w:right="180"/>
-      </w:pPr>
-      <w:r>
-        <w:rPr>
-          <w:rFonts w:ascii="Consolas" w:eastAsia="Consolas" w:hAnsi="Consolas" w:cs="Consolas"/>
-          <w:color w:val="0E7A34"/>
-          <w:sz w:val="17"/>
-        </w:rPr>
-        <w:t xml:space="preserve">    if (email &amp;&amp; !isValidEmail(email)) {</w:t>
-      </w:r>
-    </w:p>
-    <w:p>
-      <w:pPr>
-        <w:pBdr>
-          <w:left w:val="single" w:sz="12" w:space="6" w:color="B7C3D4"/>
-        </w:pBdr>
-        <w:shd w:val="clear" w:color="auto" w:fill="F2F4F7"/>
-        <w:spacing w:line="250" w:lineRule="auto"/>
-        <w:ind w:left="180" w:right="180"/>
-      </w:pPr>
-      <w:r>
-        <w:rPr>
-          <w:rFonts w:ascii="Consolas" w:eastAsia="Consolas" w:hAnsi="Consolas" w:cs="Consolas"/>
-          <w:color w:val="0E7A34"/>
-          <w:sz w:val="17"/>
-        </w:rPr>
-        <w:t xml:space="preserve">        return "올바른 이메일 형식이 아닙니다.";</w:t>
+        <w:t xml:space="preserve">    // 이메일은 선택 항목이 아니라 필수다.</w:t>
+      </w:r>
+    </w:p>
+    <w:p>
+      <w:pPr>
+        <w:pBdr>
+          <w:left w:val="single" w:sz="12" w:space="6" w:color="B7C3D4"/>
+        </w:pBdr>
+        <w:shd w:val="clear" w:color="auto" w:fill="F2F4F7"/>
+        <w:spacing w:line="250" w:lineRule="auto"/>
+        <w:ind w:left="180" w:right="180"/>
+      </w:pPr>
+      <w:r>
+        <w:rPr>
+          <w:rFonts w:ascii="Consolas" w:eastAsia="Consolas" w:hAnsi="Consolas" w:cs="Consolas"/>
+          <w:color w:val="0E7A34"/>
+          <w:sz w:val="17"/>
+        </w:rPr>
+        <w:t xml:space="preserve">    if (!email || !isValidEmail(email)) {</w:t>
+      </w:r>
+    </w:p>
+    <w:p>
+      <w:pPr>
+        <w:pBdr>
+          <w:left w:val="single" w:sz="12" w:space="6" w:color="B7C3D4"/>
+        </w:pBdr>
+        <w:shd w:val="clear" w:color="auto" w:fill="F2F4F7"/>
+        <w:spacing w:line="250" w:lineRule="auto"/>
+        <w:ind w:left="180" w:right="180"/>
+      </w:pPr>
+      <w:r>
+        <w:rPr>
+          <w:rFonts w:ascii="Consolas" w:eastAsia="Consolas" w:hAnsi="Consolas" w:cs="Consolas"/>
+          <w:color w:val="0E7A34"/>
+          <w:sz w:val="17"/>
+        </w:rPr>
+        <w:t xml:space="preserve">        return "이메일을 입력하지 않거나 올바른 이메일 형식이 아닙니다.";</w:t>
       </w:r>
     </w:p>
     <w:p>
@@ -11922,7 +11994,7 @@
           <w:color w:val="0E7A34"/>
           <w:sz w:val="17"/>
         </w:rPr>
-        <w:t>}</w:t>
+        <w:t xml:space="preserve">}</w:t>
       </w:r>
     </w:p>
     <w:p>
@@ -12043,7 +12115,7 @@
         <w:spacing w:after="80"/>
       </w:pPr>
       <w:r>
-        <w:t>main.js 의 validateStudent 와 isValidEmail 을 지우고 validation.js 에서 가져옵니다. 옛 함수는 alert 을 띄우고 true / false 를 돌려주므로, 부르는 쪽도 함께 고쳐야 합니다.</w:t>
+        <w:t>main.js 의 validateStudent · isValidEmail · isValidStudentNumber 세 함수를 지우고 validation.js 에서 가져옵니다. 옛 함수는 alert 을 띄우고 true / false 를 돌려주므로, 부르는 쪽도 함께 고쳐야 합니다.</w:t>
       </w:r>
     </w:p>
     <w:p>
@@ -12313,7 +12385,7 @@
           <w:color w:val="333333"/>
           <w:sz w:val="19"/>
         </w:rPr>
-        <w:t>detailRequest = {} 라는 기본값이 중요합니다. 이것이 없으면 detailRequest 가 없는 객체를 넘겼을 때 "Cannot destructure property ... of undefined" 오류가 납니다. 검사 함수는 이상한 값이 들어와도 터지지 않아야 합니다.</w:t>
+        <w:t>검사 규칙도 함께 손봤습니다. 3부의 최신 코드(js/form12.js)와 같이 학번은 영문 2자 + 숫자 3자(예: EE002)로 좁히고, 이메일은 선택이 아니라 필수로 바꿉니다. 그래서 index.html 의 이메일 입력칸에도 required 를 붙입니다. 주소는 여기서 검사하지 않습니다 — required 가 이미 막아 주기 때문입니다. 한편 detailRequest = {} 라는 기본값이 없으면 detailRequest 없는 객체를 넘겼을 때 "Cannot destructure property ... of undefined" 오류가 납니다.</w:t>
       </w:r>
     </w:p>
     <w:p>
@@ -23298,7 +23370,7 @@
               <w:rPr>
                 <w:sz w:val="18"/>
               </w:rPr>
-              <w:t>alert 제거, 메시지 반환</w:t>
+              <w:t>alert 제거, 메시지 반환. 주소 검사는 빠지고 이메일은 필수</w:t>
             </w:r>
           </w:p>
         </w:tc>
@@ -23373,6 +23445,80 @@
                 <w:sz w:val="18"/>
               </w:rPr>
               <w:t>화살표 함수</w:t>
+            </w:r>
+          </w:p>
+        </w:tc>
+      </w:tr>
+      <w:tr>
+        <w:trPr>
+          <w:cantSplit/>
+        </w:trPr>
+        <w:tc>
+          <w:tcPr>
+            <w:tcW w:w="3000" w:type="dxa"/>
+            <w:shd w:val="clear" w:color="auto" w:fill="FFFFFF"/>
+            <w:tcMar>
+              <w:top w:w="80" w:type="dxa"/>
+              <w:left w:w="120" w:type="dxa"/>
+              <w:bottom w:w="80" w:type="dxa"/>
+              <w:right w:w="120" w:type="dxa"/>
+            </w:tcMar>
+          </w:tcPr>
+          <w:p>
+            <w:pPr>
+              <w:spacing w:line="260" w:lineRule="auto"/>
+            </w:pPr>
+            <w:r>
+              <w:rPr>
+                <w:sz w:val="18"/>
+              </w:rPr>
+              <w:t>isValidStudentNumber()</w:t>
+            </w:r>
+          </w:p>
+        </w:tc>
+        <w:tc>
+          <w:tcPr>
+            <w:tcW w:w="3400" w:type="dxa"/>
+            <w:shd w:val="clear" w:color="auto" w:fill="FFFFFF"/>
+            <w:tcMar>
+              <w:top w:w="80" w:type="dxa"/>
+              <w:left w:w="120" w:type="dxa"/>
+              <w:bottom w:w="80" w:type="dxa"/>
+              <w:right w:w="120" w:type="dxa"/>
+            </w:tcMar>
+          </w:tcPr>
+          <w:p>
+            <w:pPr>
+              <w:spacing w:line="260" w:lineRule="auto"/>
+            </w:pPr>
+            <w:r>
+              <w:rPr>
+                <w:sz w:val="18"/>
+              </w:rPr>
+              <w:t>lib/validation.js</w:t>
+            </w:r>
+          </w:p>
+        </w:tc>
+        <w:tc>
+          <w:tcPr>
+            <w:tcW w:w="2600" w:type="dxa"/>
+            <w:shd w:val="clear" w:color="auto" w:fill="FFFFFF"/>
+            <w:tcMar>
+              <w:top w:w="80" w:type="dxa"/>
+              <w:left w:w="120" w:type="dxa"/>
+              <w:bottom w:w="80" w:type="dxa"/>
+              <w:right w:w="120" w:type="dxa"/>
+            </w:tcMar>
+          </w:tcPr>
+          <w:p>
+            <w:pPr>
+              <w:spacing w:line="260" w:lineRule="auto"/>
+            </w:pPr>
+            <w:r>
+              <w:rPr>
+                <w:sz w:val="18"/>
+              </w:rPr>
+              <w:t>학번 규칙을 EE002 형태로 강화</w:t>
             </w:r>
           </w:p>
         </w:tc>
